--- a/Lab01.docx
+++ b/Lab01.docx
@@ -17,7 +17,23 @@
           <w:sz w:val="22"/>
           <w:szCs w:val="22"/>
         </w:rPr>
-        <w:t xml:space="preserve">This laboratory assignment accompanies the book, </w:t>
+        <w:t>This lab</w:t>
+      </w:r>
+      <w:r>
+        <w:rPr>
+          <w:rFonts w:ascii="Times New Roman" w:hAnsi="Times New Roman"/>
+          <w:sz w:val="22"/>
+          <w:szCs w:val="22"/>
+        </w:rPr>
+        <w:t>d</w:t>
+      </w:r>
+      <w:r>
+        <w:rPr>
+          <w:rFonts w:ascii="Times New Roman" w:hAnsi="Times New Roman"/>
+          <w:sz w:val="22"/>
+          <w:szCs w:val="22"/>
+        </w:rPr>
+        <w:t xml:space="preserve">oratory assignment accompanies the book, </w:t>
       </w:r>
       <w:hyperlink r:id="rId8">
         <w:r>
@@ -484,23 +500,13 @@
         <w:t xml:space="preserve">: </w:t>
       </w:r>
       <w:hyperlink r:id="rId9" w:history="1">
-        <w:proofErr w:type="spellStart"/>
         <w:r>
           <w:rPr>
             <w:rStyle w:val="Hyperlink"/>
             <w:b w:val="0"/>
             <w:bCs/>
           </w:rPr>
-          <w:t>ebook</w:t>
-        </w:r>
-        <w:proofErr w:type="spellEnd"/>
-        <w:r>
-          <w:rPr>
-            <w:rStyle w:val="Hyperlink"/>
-            <w:b w:val="0"/>
-            <w:bCs/>
-          </w:rPr>
-          <w:t xml:space="preserve"> Chapter 1</w:t>
+          <w:t>ebook Chapter 1</w:t>
         </w:r>
       </w:hyperlink>
       <w:r>
@@ -2331,8 +2337,8 @@
           <w:szCs w:val="22"/>
         </w:rPr>
         <w:tab/>
-      </w:r>
-      <w:proofErr w:type="spellStart"/>
+        <w:t xml:space="preserve">LED_Init </w:t>
+      </w:r>
       <w:r>
         <w:rPr>
           <w:rFonts w:ascii="Courier New" w:hAnsi="Courier New"/>
@@ -2342,9 +2348,8 @@
           <w:sz w:val="22"/>
           <w:szCs w:val="22"/>
         </w:rPr>
-        <w:t>LED_Init</w:t>
-      </w:r>
-      <w:proofErr w:type="spellEnd"/>
+        <w:tab/>
+      </w:r>
       <w:r>
         <w:rPr>
           <w:rFonts w:ascii="Courier New" w:hAnsi="Courier New"/>
@@ -2354,9 +2359,22 @@
           <w:sz w:val="22"/>
           <w:szCs w:val="22"/>
         </w:rPr>
-        <w:t xml:space="preserve"> </w:t>
-      </w:r>
-      <w:r>
+        <w:tab/>
+      </w:r>
+      <w:r>
+        <w:rPr>
+          <w:rFonts w:ascii="Times New Roman" w:hAnsi="Times New Roman"/>
+          <w:bCs/>
+          <w:color w:val="000000"/>
+          <w:sz w:val="22"/>
+          <w:szCs w:val="22"/>
+        </w:rPr>
+        <w:t>Initialize a pin for GPIO output</w:t>
+      </w:r>
+    </w:p>
+    <w:p>
+      <w:pPr>
+        <w:jc w:val="both"/>
         <w:rPr>
           <w:rFonts w:ascii="Courier New" w:hAnsi="Courier New"/>
           <w:b/>
@@ -2365,8 +2383,7 @@
           <w:sz w:val="22"/>
           <w:szCs w:val="22"/>
         </w:rPr>
-        <w:tab/>
-      </w:r>
+      </w:pPr>
       <w:r>
         <w:rPr>
           <w:rFonts w:ascii="Courier New" w:hAnsi="Courier New"/>
@@ -2377,21 +2394,9 @@
           <w:szCs w:val="22"/>
         </w:rPr>
         <w:tab/>
-      </w:r>
-      <w:r>
-        <w:rPr>
-          <w:rFonts w:ascii="Times New Roman" w:hAnsi="Times New Roman"/>
-          <w:bCs/>
-          <w:color w:val="000000"/>
-          <w:sz w:val="22"/>
-          <w:szCs w:val="22"/>
-        </w:rPr>
-        <w:t>Initialize a pin for GPIO output</w:t>
-      </w:r>
-    </w:p>
-    <w:p>
-      <w:pPr>
-        <w:jc w:val="both"/>
+        <w:t>LED_Out</w:t>
+      </w:r>
+      <w:r>
         <w:rPr>
           <w:rFonts w:ascii="Courier New" w:hAnsi="Courier New"/>
           <w:b/>
@@ -2400,7 +2405,8 @@
           <w:sz w:val="22"/>
           <w:szCs w:val="22"/>
         </w:rPr>
-      </w:pPr>
+        <w:tab/>
+      </w:r>
       <w:r>
         <w:rPr>
           <w:rFonts w:ascii="Courier New" w:hAnsi="Courier New"/>
@@ -2412,8 +2418,20 @@
         </w:rPr>
         <w:tab/>
       </w:r>
-      <w:proofErr w:type="spellStart"/>
-      <w:r>
+      <w:r>
+        <w:rPr>
+          <w:rFonts w:ascii="Times New Roman" w:hAnsi="Times New Roman"/>
+          <w:bCs/>
+          <w:color w:val="000000"/>
+          <w:sz w:val="22"/>
+          <w:szCs w:val="22"/>
+        </w:rPr>
+        <w:t>Set the GPIO output pin high or low</w:t>
+      </w:r>
+    </w:p>
+    <w:p>
+      <w:pPr>
+        <w:jc w:val="both"/>
         <w:rPr>
           <w:rFonts w:ascii="Courier New" w:hAnsi="Courier New"/>
           <w:b/>
@@ -2422,9 +2440,7 @@
           <w:sz w:val="22"/>
           <w:szCs w:val="22"/>
         </w:rPr>
-        <w:t>LED_Out</w:t>
-      </w:r>
-      <w:proofErr w:type="spellEnd"/>
+      </w:pPr>
       <w:r>
         <w:rPr>
           <w:rFonts w:ascii="Courier New" w:hAnsi="Courier New"/>
@@ -2435,6 +2451,7 @@
           <w:szCs w:val="22"/>
         </w:rPr>
         <w:tab/>
+        <w:t xml:space="preserve">Switch_Init </w:t>
       </w:r>
       <w:r>
         <w:rPr>
@@ -2455,7 +2472,7 @@
           <w:sz w:val="22"/>
           <w:szCs w:val="22"/>
         </w:rPr>
-        <w:t>Set the GPIO output pin high or low</w:t>
+        <w:t>Initialize a pin for GPIO input</w:t>
       </w:r>
     </w:p>
     <w:p>
@@ -2480,66 +2497,8 @@
           <w:szCs w:val="22"/>
         </w:rPr>
         <w:tab/>
-        <w:t xml:space="preserve">Switch_Init </w:t>
-      </w:r>
-      <w:r>
-        <w:rPr>
-          <w:rFonts w:ascii="Courier New" w:hAnsi="Courier New"/>
-          <w:b/>
-          <w:bCs/>
-          <w:color w:val="000000"/>
-          <w:sz w:val="22"/>
-          <w:szCs w:val="22"/>
-        </w:rPr>
-        <w:tab/>
-      </w:r>
-      <w:r>
-        <w:rPr>
-          <w:rFonts w:ascii="Times New Roman" w:hAnsi="Times New Roman"/>
-          <w:bCs/>
-          <w:color w:val="000000"/>
-          <w:sz w:val="22"/>
-          <w:szCs w:val="22"/>
-        </w:rPr>
-        <w:t>Initialize a pin for GPIO input</w:t>
-      </w:r>
-    </w:p>
-    <w:p>
-      <w:pPr>
-        <w:jc w:val="both"/>
-        <w:rPr>
-          <w:rFonts w:ascii="Courier New" w:hAnsi="Courier New"/>
-          <w:b/>
-          <w:bCs/>
-          <w:color w:val="000000"/>
-          <w:sz w:val="22"/>
-          <w:szCs w:val="22"/>
-        </w:rPr>
-      </w:pPr>
-      <w:r>
-        <w:rPr>
-          <w:rFonts w:ascii="Courier New" w:hAnsi="Courier New"/>
-          <w:b/>
-          <w:bCs/>
-          <w:color w:val="000000"/>
-          <w:sz w:val="22"/>
-          <w:szCs w:val="22"/>
-        </w:rPr>
-        <w:tab/>
-      </w:r>
-      <w:proofErr w:type="spellStart"/>
-      <w:r>
-        <w:rPr>
-          <w:rFonts w:ascii="Courier New" w:hAnsi="Courier New"/>
-          <w:b/>
-          <w:bCs/>
-          <w:color w:val="000000"/>
-          <w:sz w:val="22"/>
-          <w:szCs w:val="22"/>
-        </w:rPr>
         <w:t>Switch_In</w:t>
       </w:r>
-      <w:proofErr w:type="spellEnd"/>
       <w:r>
         <w:rPr>
           <w:rFonts w:ascii="Courier New" w:hAnsi="Courier New"/>
@@ -4211,7 +4170,6 @@
           <w:sz w:val="22"/>
           <w:szCs w:val="22"/>
         </w:rPr>
-        <w:lastRenderedPageBreak/>
         <w:t>Please add documentation that makes it eas</w:t>
       </w:r>
       <w:r>
@@ -4274,6 +4232,7 @@
           <w:sz w:val="22"/>
           <w:szCs w:val="22"/>
         </w:rPr>
+        <w:lastRenderedPageBreak/>
         <w:t>It is also good practice to look at the assembly language created by the compiler to verify the appropriate function. Analyzing the assembly listing files is an excellent way to double-check if your software will perform the intended function. This is especially true when overflow, dropout, and execution speed are important. We have not found any bugs with this compiler. Most reported compiler bugs (my program doesn’t do what I want) turn out to be programmer errors or misunderstanding about the C language. However, if you think you’ve found a bug, email the source and assembly listing to the TA explaining where the bug is</w:t>
       </w:r>
       <w:r>
@@ -4307,27 +4266,7 @@
           <w:sz w:val="22"/>
           <w:szCs w:val="22"/>
         </w:rPr>
-        <w:t xml:space="preserve">If you end up with a 10mA LED, also get a driver ULN2003B (or 7406 or PN2222) and follow the process outlined in </w:t>
-      </w:r>
-      <w:proofErr w:type="spellStart"/>
-      <w:r>
-        <w:rPr>
-          <w:rFonts w:ascii="Times New Roman" w:hAnsi="Times New Roman"/>
-          <w:color w:val="000000"/>
-          <w:sz w:val="22"/>
-          <w:szCs w:val="22"/>
-        </w:rPr>
-        <w:t>ebook</w:t>
-      </w:r>
-      <w:proofErr w:type="spellEnd"/>
-      <w:r>
-        <w:rPr>
-          <w:rFonts w:ascii="Times New Roman" w:hAnsi="Times New Roman"/>
-          <w:color w:val="000000"/>
-          <w:sz w:val="22"/>
-          <w:szCs w:val="22"/>
-        </w:rPr>
-        <w:t xml:space="preserve"> </w:t>
+        <w:t xml:space="preserve">If you end up with a 10mA LED, also get a driver ULN2003B (or 7406 or PN2222) and follow the process outlined in ebook </w:t>
       </w:r>
       <w:hyperlink r:id="rId17" w:anchor="1_8_2" w:history="1">
         <w:r>
@@ -4552,16 +4491,7 @@
         <w:sz w:val="28"/>
         <w:szCs w:val="21"/>
       </w:rPr>
-      <w:t xml:space="preserve">Spring </w:t>
-    </w:r>
-    <w:r>
-      <w:rPr>
-        <w:rFonts w:ascii="Times New Roman" w:hAnsi="Times New Roman"/>
-        <w:b/>
-        <w:sz w:val="28"/>
-        <w:szCs w:val="21"/>
-      </w:rPr>
-      <w:t>2026</w:t>
+      <w:t>Spring 2026</w:t>
     </w:r>
     <w:r>
       <w:rPr>
